--- a/Contoh surat panitia wisuda akbar baitul izzah.docx
+++ b/Contoh surat panitia wisuda akbar baitul izzah.docx
@@ -1,6 +1,6 @@
 
 <file path=word/document.xml><?xml version="1.0" encoding="utf-8"?>
-<w:document xmlns:wpc="http://schemas.microsoft.com/office/word/2010/wordprocessingCanvas" xmlns:cx="http://schemas.microsoft.com/office/drawing/2014/chartex" xmlns:cx1="http://schemas.microsoft.com/office/drawing/2015/9/8/chartex" xmlns:cx2="http://schemas.microsoft.com/office/drawing/2015/10/21/chartex" xmlns:cx3="http://schemas.microsoft.com/office/drawing/2016/5/9/chartex" xmlns:cx4="http://schemas.microsoft.com/office/drawing/2016/5/10/chartex" xmlns:cx5="http://schemas.microsoft.com/office/drawing/2016/5/11/chartex" xmlns:cx6="http://schemas.microsoft.com/office/drawing/2016/5/12/chartex" xmlns:cx7="http://schemas.microsoft.com/office/drawing/2016/5/13/chartex" xmlns:cx8="http://schemas.microsoft.com/office/drawing/2016/5/14/chartex" xmlns:mc="http://schemas.openxmlformats.org/markup-compatibility/2006" xmlns:aink="http://schemas.microsoft.com/office/drawing/2016/ink" xmlns:am3d="http://schemas.microsoft.com/office/drawing/2017/model3d" xmlns:o="urn:schemas-microsoft-com:office:office" xmlns:oel="http://schemas.microsoft.com/office/2019/extlst" xmlns:r="http://schemas.openxmlformats.org/officeDocument/2006/relationships" xmlns:m="http://schemas.openxmlformats.org/officeDocument/2006/math" xmlns:v="urn:schemas-microsoft-com:vml" xmlns:wp14="http://schemas.microsoft.com/office/word/2010/wordprocessingDrawing" xmlns:wp="http://schemas.openxmlformats.org/drawingml/2006/wordprocessingDrawing" xmlns:w10="urn:schemas-microsoft-com:office:word" xmlns:w="http://schemas.openxmlformats.org/wordprocessingml/2006/main" xmlns:w14="http://schemas.microsoft.com/office/word/2010/wordml" xmlns:w15="http://schemas.microsoft.com/office/word/2012/wordml" xmlns:w16cex="http://schemas.microsoft.com/office/word/2018/wordml/cex" xmlns:w16cid="http://schemas.microsoft.com/office/word/2016/wordml/cid" xmlns:w16="http://schemas.microsoft.com/office/word/2018/wordml" xmlns:w16du="http://schemas.microsoft.com/office/word/2023/wordml/word16du" xmlns:w16sdtdh="http://schemas.microsoft.com/office/word/2020/wordml/sdtdatahash" xmlns:w16se="http://schemas.microsoft.com/office/word/2015/wordml/symex" xmlns:wpg="http://schemas.microsoft.com/office/word/2010/wordprocessingGroup" xmlns:wpi="http://schemas.microsoft.com/office/word/2010/wordprocessingInk" xmlns:wne="http://schemas.microsoft.com/office/word/2006/wordml" xmlns:wps="http://schemas.microsoft.com/office/word/2010/wordprocessingShape" mc:Ignorable="w14 w15 w16se w16cid w16 w16cex w16sdtdh w16du wp14">
+<w:document xmlns:wpc="http://schemas.microsoft.com/office/word/2010/wordprocessingCanvas" xmlns:cx="http://schemas.microsoft.com/office/drawing/2014/chartex" xmlns:cx1="http://schemas.microsoft.com/office/drawing/2015/9/8/chartex" xmlns:cx2="http://schemas.microsoft.com/office/drawing/2015/10/21/chartex" xmlns:cx3="http://schemas.microsoft.com/office/drawing/2016/5/9/chartex" xmlns:cx4="http://schemas.microsoft.com/office/drawing/2016/5/10/chartex" xmlns:cx5="http://schemas.microsoft.com/office/drawing/2016/5/11/chartex" xmlns:cx6="http://schemas.microsoft.com/office/drawing/2016/5/12/chartex" xmlns:cx7="http://schemas.microsoft.com/office/drawing/2016/5/13/chartex" xmlns:cx8="http://schemas.microsoft.com/office/drawing/2016/5/14/chartex" xmlns:mc="http://schemas.openxmlformats.org/markup-compatibility/2006" xmlns:aink="http://schemas.microsoft.com/office/drawing/2016/ink" xmlns:am3d="http://schemas.microsoft.com/office/drawing/2017/model3d" xmlns:o="urn:schemas-microsoft-com:office:office" xmlns:r="http://schemas.openxmlformats.org/officeDocument/2006/relationships" xmlns:m="http://schemas.openxmlformats.org/officeDocument/2006/math" xmlns:v="urn:schemas-microsoft-com:vml" xmlns:wp14="http://schemas.microsoft.com/office/word/2010/wordprocessingDrawing" xmlns:wp="http://schemas.openxmlformats.org/drawingml/2006/wordprocessingDrawing" xmlns:w10="urn:schemas-microsoft-com:office:word" xmlns:w="http://schemas.openxmlformats.org/wordprocessingml/2006/main" xmlns:w14="http://schemas.microsoft.com/office/word/2010/wordml" xmlns:w15="http://schemas.microsoft.com/office/word/2012/wordml" xmlns:w16cex="http://schemas.microsoft.com/office/word/2018/wordml/cex" xmlns:w16cid="http://schemas.microsoft.com/office/word/2016/wordml/cid" xmlns:w16="http://schemas.microsoft.com/office/word/2018/wordml" xmlns:w16sdtdh="http://schemas.microsoft.com/office/word/2020/wordml/sdtdatahash" xmlns:w16se="http://schemas.microsoft.com/office/word/2015/wordml/symex" xmlns:wpg="http://schemas.microsoft.com/office/word/2010/wordprocessingGroup" xmlns:wpi="http://schemas.microsoft.com/office/word/2010/wordprocessingInk" xmlns:wne="http://schemas.microsoft.com/office/word/2006/wordml" xmlns:wps="http://schemas.microsoft.com/office/word/2010/wordprocessingShape" mc:Ignorable="w14 w15 w16se w16cid w16 w16cex w16sdtdh wp14">
   <w:body>
     <w:p>
       <w:pPr>
@@ -381,7 +381,7 @@
               </wp:anchor>
             </w:drawing>
           </mc:Choice>
-          <mc:Fallback>
+          <mc:Fallback xmlns:w16du="http://schemas.microsoft.com/office/word/2023/wordml/word16du" xmlns:oel="http://schemas.microsoft.com/office/2019/extlst">
             <w:pict>
               <v:line w14:anchorId="328F6D88" id="Straight Connector 3" o:spid="_x0000_s1026" style="position:absolute;z-index:251663360;visibility:visible;mso-wrap-style:square;mso-width-percent:0;mso-height-percent:0;mso-wrap-distance-left:9pt;mso-wrap-distance-top:0;mso-wrap-distance-right:9pt;mso-wrap-distance-bottom:0;mso-position-horizontal:absolute;mso-position-horizontal-relative:text;mso-position-vertical:absolute;mso-position-vertical-relative:text;mso-width-percent:0;mso-height-percent:0;mso-width-relative:margin;mso-height-relative:margin" from=".6pt,1.95pt" to="512.1pt,1.95pt" o:gfxdata="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" strokecolor="black [3200]" strokeweight="4pt">
                 <v:stroke linestyle="thinThick" joinstyle="miter"/>
@@ -437,48 +437,7 @@
           <w:sz w:val="24"/>
           <w:szCs w:val="24"/>
         </w:rPr>
-        <w:t>05.</w:t>
-      </w:r>
-      <w:r>
-        <w:rPr>
-          <w:rFonts w:asciiTheme="majorHAnsi" w:hAnsiTheme="majorHAnsi" w:cstheme="majorBidi"/>
-          <w:sz w:val="24"/>
-          <w:szCs w:val="24"/>
-          <w:highlight w:val="yellow"/>
-        </w:rPr>
-        <w:t>039</w:t>
-      </w:r>
-      <w:r>
-        <w:rPr>
-          <w:rFonts w:asciiTheme="majorHAnsi" w:hAnsiTheme="majorHAnsi" w:cstheme="majorBidi"/>
-          <w:sz w:val="24"/>
-          <w:szCs w:val="24"/>
-        </w:rPr>
-        <w:t>/SPp/MABAIZ-SRI/</w:t>
-      </w:r>
-      <w:r>
-        <w:rPr>
-          <w:rFonts w:asciiTheme="majorHAnsi" w:hAnsiTheme="majorHAnsi" w:cstheme="majorBidi"/>
-          <w:sz w:val="24"/>
-          <w:szCs w:val="24"/>
-        </w:rPr>
-        <w:t>I</w:t>
-      </w:r>
-      <w:r>
-        <w:rPr>
-          <w:rFonts w:asciiTheme="majorHAnsi" w:hAnsiTheme="majorHAnsi" w:cstheme="majorBidi"/>
-          <w:sz w:val="24"/>
-          <w:szCs w:val="24"/>
-        </w:rPr>
-        <w:t>V/202</w:t>
-      </w:r>
-      <w:r>
-        <w:rPr>
-          <w:rFonts w:asciiTheme="majorHAnsi" w:hAnsiTheme="majorHAnsi" w:cstheme="majorBidi"/>
-          <w:sz w:val="24"/>
-          <w:szCs w:val="24"/>
-        </w:rPr>
-        <w:t>5</w:t>
+        <w:t>05.058/SPp/MABAIZ-SRI/V/2025</w:t>
       </w:r>
       <w:r>
         <w:rPr>
@@ -504,25 +463,7 @@
           <w:szCs w:val="24"/>
           <w:u w:val="single"/>
         </w:rPr>
-        <w:t>30</w:t>
-      </w:r>
-      <w:r>
-        <w:rPr>
-          <w:rFonts w:asciiTheme="majorHAnsi" w:hAnsiTheme="majorHAnsi" w:cstheme="majorBidi"/>
-          <w:sz w:val="24"/>
-          <w:szCs w:val="24"/>
-          <w:u w:val="single"/>
-        </w:rPr>
-        <w:t xml:space="preserve"> </w:t>
-      </w:r>
-      <w:r>
-        <w:rPr>
-          <w:rFonts w:asciiTheme="majorHAnsi" w:hAnsiTheme="majorHAnsi" w:cstheme="majorBidi"/>
-          <w:sz w:val="24"/>
-          <w:szCs w:val="24"/>
-          <w:u w:val="single"/>
-        </w:rPr>
-        <w:t>April</w:t>
+        <w:t>1 Mei</w:t>
       </w:r>
       <w:r>
         <w:rPr>
@@ -615,7 +556,7 @@
           <w:sz w:val="24"/>
           <w:szCs w:val="24"/>
         </w:rPr>
-        <w:t>2</w:t>
+        <w:t>3</w:t>
       </w:r>
       <w:r>
         <w:rPr>
@@ -757,7 +698,7 @@
         <w:spacing w:after="0"/>
         <w:jc w:val="both"/>
         <w:rPr>
-          <w:rFonts w:asciiTheme="majorHAnsi" w:hAnsiTheme="majorHAnsi" w:cstheme="majorBidi" w:hint="cs"/>
+          <w:rFonts w:asciiTheme="majorHAnsi" w:hAnsiTheme="majorHAnsi" w:cstheme="majorBidi"/>
           <w:b/>
           <w:bCs/>
           <w:sz w:val="24"/>
@@ -2507,7 +2448,7 @@
 </file>
 
 <file path=word/endnotes.xml><?xml version="1.0" encoding="utf-8"?>
-<w:endnotes xmlns:wpc="http://schemas.microsoft.com/office/word/2010/wordprocessingCanvas" xmlns:cx="http://schemas.microsoft.com/office/drawing/2014/chartex" xmlns:cx1="http://schemas.microsoft.com/office/drawing/2015/9/8/chartex" xmlns:cx2="http://schemas.microsoft.com/office/drawing/2015/10/21/chartex" xmlns:cx3="http://schemas.microsoft.com/office/drawing/2016/5/9/chartex" xmlns:cx4="http://schemas.microsoft.com/office/drawing/2016/5/10/chartex" xmlns:cx5="http://schemas.microsoft.com/office/drawing/2016/5/11/chartex" xmlns:cx6="http://schemas.microsoft.com/office/drawing/2016/5/12/chartex" xmlns:cx7="http://schemas.microsoft.com/office/drawing/2016/5/13/chartex" xmlns:cx8="http://schemas.microsoft.com/office/drawing/2016/5/14/chartex" xmlns:mc="http://schemas.openxmlformats.org/markup-compatibility/2006" xmlns:aink="http://schemas.microsoft.com/office/drawing/2016/ink" xmlns:am3d="http://schemas.microsoft.com/office/drawing/2017/model3d" xmlns:o="urn:schemas-microsoft-com:office:office" xmlns:oel="http://schemas.microsoft.com/office/2019/extlst" xmlns:r="http://schemas.openxmlformats.org/officeDocument/2006/relationships" xmlns:m="http://schemas.openxmlformats.org/officeDocument/2006/math" xmlns:v="urn:schemas-microsoft-com:vml" xmlns:wp14="http://schemas.microsoft.com/office/word/2010/wordprocessingDrawing" xmlns:wp="http://schemas.openxmlformats.org/drawingml/2006/wordprocessingDrawing" xmlns:w10="urn:schemas-microsoft-com:office:word" xmlns:w="http://schemas.openxmlformats.org/wordprocessingml/2006/main" xmlns:w14="http://schemas.microsoft.com/office/word/2010/wordml" xmlns:w15="http://schemas.microsoft.com/office/word/2012/wordml" xmlns:w16cex="http://schemas.microsoft.com/office/word/2018/wordml/cex" xmlns:w16cid="http://schemas.microsoft.com/office/word/2016/wordml/cid" xmlns:w16="http://schemas.microsoft.com/office/word/2018/wordml" xmlns:w16du="http://schemas.microsoft.com/office/word/2023/wordml/word16du" xmlns:w16sdtdh="http://schemas.microsoft.com/office/word/2020/wordml/sdtdatahash" xmlns:w16se="http://schemas.microsoft.com/office/word/2015/wordml/symex" xmlns:wpg="http://schemas.microsoft.com/office/word/2010/wordprocessingGroup" xmlns:wpi="http://schemas.microsoft.com/office/word/2010/wordprocessingInk" xmlns:wne="http://schemas.microsoft.com/office/word/2006/wordml" xmlns:wps="http://schemas.microsoft.com/office/word/2010/wordprocessingShape" mc:Ignorable="w14 w15 w16se w16cid w16 w16cex w16sdtdh w16du wp14">
+<w:endnotes xmlns:wpc="http://schemas.microsoft.com/office/word/2010/wordprocessingCanvas" xmlns:cx="http://schemas.microsoft.com/office/drawing/2014/chartex" xmlns:cx1="http://schemas.microsoft.com/office/drawing/2015/9/8/chartex" xmlns:cx2="http://schemas.microsoft.com/office/drawing/2015/10/21/chartex" xmlns:cx3="http://schemas.microsoft.com/office/drawing/2016/5/9/chartex" xmlns:cx4="http://schemas.microsoft.com/office/drawing/2016/5/10/chartex" xmlns:cx5="http://schemas.microsoft.com/office/drawing/2016/5/11/chartex" xmlns:cx6="http://schemas.microsoft.com/office/drawing/2016/5/12/chartex" xmlns:cx7="http://schemas.microsoft.com/office/drawing/2016/5/13/chartex" xmlns:cx8="http://schemas.microsoft.com/office/drawing/2016/5/14/chartex" xmlns:mc="http://schemas.openxmlformats.org/markup-compatibility/2006" xmlns:aink="http://schemas.microsoft.com/office/drawing/2016/ink" xmlns:am3d="http://schemas.microsoft.com/office/drawing/2017/model3d" xmlns:o="urn:schemas-microsoft-com:office:office" xmlns:r="http://schemas.openxmlformats.org/officeDocument/2006/relationships" xmlns:m="http://schemas.openxmlformats.org/officeDocument/2006/math" xmlns:v="urn:schemas-microsoft-com:vml" xmlns:wp14="http://schemas.microsoft.com/office/word/2010/wordprocessingDrawing" xmlns:wp="http://schemas.openxmlformats.org/drawingml/2006/wordprocessingDrawing" xmlns:w10="urn:schemas-microsoft-com:office:word" xmlns:w="http://schemas.openxmlformats.org/wordprocessingml/2006/main" xmlns:w14="http://schemas.microsoft.com/office/word/2010/wordml" xmlns:w15="http://schemas.microsoft.com/office/word/2012/wordml" xmlns:w16cex="http://schemas.microsoft.com/office/word/2018/wordml/cex" xmlns:w16cid="http://schemas.microsoft.com/office/word/2016/wordml/cid" xmlns:w16="http://schemas.microsoft.com/office/word/2018/wordml" xmlns:w16sdtdh="http://schemas.microsoft.com/office/word/2020/wordml/sdtdatahash" xmlns:w16se="http://schemas.microsoft.com/office/word/2015/wordml/symex" xmlns:wpg="http://schemas.microsoft.com/office/word/2010/wordprocessingGroup" xmlns:wpi="http://schemas.microsoft.com/office/word/2010/wordprocessingInk" xmlns:wne="http://schemas.microsoft.com/office/word/2006/wordml" xmlns:wps="http://schemas.microsoft.com/office/word/2010/wordprocessingShape" mc:Ignorable="w14 w15 w16se w16cid w16 w16cex w16sdtdh wp14">
   <w:endnote w:type="separator" w:id="-1">
     <w:p>
       <w:pPr>
@@ -2532,7 +2473,7 @@
 </file>
 
 <file path=word/footnotes.xml><?xml version="1.0" encoding="utf-8"?>
-<w:footnotes xmlns:wpc="http://schemas.microsoft.com/office/word/2010/wordprocessingCanvas" xmlns:cx="http://schemas.microsoft.com/office/drawing/2014/chartex" xmlns:cx1="http://schemas.microsoft.com/office/drawing/2015/9/8/chartex" xmlns:cx2="http://schemas.microsoft.com/office/drawing/2015/10/21/chartex" xmlns:cx3="http://schemas.microsoft.com/office/drawing/2016/5/9/chartex" xmlns:cx4="http://schemas.microsoft.com/office/drawing/2016/5/10/chartex" xmlns:cx5="http://schemas.microsoft.com/office/drawing/2016/5/11/chartex" xmlns:cx6="http://schemas.microsoft.com/office/drawing/2016/5/12/chartex" xmlns:cx7="http://schemas.microsoft.com/office/drawing/2016/5/13/chartex" xmlns:cx8="http://schemas.microsoft.com/office/drawing/2016/5/14/chartex" xmlns:mc="http://schemas.openxmlformats.org/markup-compatibility/2006" xmlns:aink="http://schemas.microsoft.com/office/drawing/2016/ink" xmlns:am3d="http://schemas.microsoft.com/office/drawing/2017/model3d" xmlns:o="urn:schemas-microsoft-com:office:office" xmlns:oel="http://schemas.microsoft.com/office/2019/extlst" xmlns:r="http://schemas.openxmlformats.org/officeDocument/2006/relationships" xmlns:m="http://schemas.openxmlformats.org/officeDocument/2006/math" xmlns:v="urn:schemas-microsoft-com:vml" xmlns:wp14="http://schemas.microsoft.com/office/word/2010/wordprocessingDrawing" xmlns:wp="http://schemas.openxmlformats.org/drawingml/2006/wordprocessingDrawing" xmlns:w10="urn:schemas-microsoft-com:office:word" xmlns:w="http://schemas.openxmlformats.org/wordprocessingml/2006/main" xmlns:w14="http://schemas.microsoft.com/office/word/2010/wordml" xmlns:w15="http://schemas.microsoft.com/office/word/2012/wordml" xmlns:w16cex="http://schemas.microsoft.com/office/word/2018/wordml/cex" xmlns:w16cid="http://schemas.microsoft.com/office/word/2016/wordml/cid" xmlns:w16="http://schemas.microsoft.com/office/word/2018/wordml" xmlns:w16du="http://schemas.microsoft.com/office/word/2023/wordml/word16du" xmlns:w16sdtdh="http://schemas.microsoft.com/office/word/2020/wordml/sdtdatahash" xmlns:w16se="http://schemas.microsoft.com/office/word/2015/wordml/symex" xmlns:wpg="http://schemas.microsoft.com/office/word/2010/wordprocessingGroup" xmlns:wpi="http://schemas.microsoft.com/office/word/2010/wordprocessingInk" xmlns:wne="http://schemas.microsoft.com/office/word/2006/wordml" xmlns:wps="http://schemas.microsoft.com/office/word/2010/wordprocessingShape" mc:Ignorable="w14 w15 w16se w16cid w16 w16cex w16sdtdh w16du wp14">
+<w:footnotes xmlns:wpc="http://schemas.microsoft.com/office/word/2010/wordprocessingCanvas" xmlns:cx="http://schemas.microsoft.com/office/drawing/2014/chartex" xmlns:cx1="http://schemas.microsoft.com/office/drawing/2015/9/8/chartex" xmlns:cx2="http://schemas.microsoft.com/office/drawing/2015/10/21/chartex" xmlns:cx3="http://schemas.microsoft.com/office/drawing/2016/5/9/chartex" xmlns:cx4="http://schemas.microsoft.com/office/drawing/2016/5/10/chartex" xmlns:cx5="http://schemas.microsoft.com/office/drawing/2016/5/11/chartex" xmlns:cx6="http://schemas.microsoft.com/office/drawing/2016/5/12/chartex" xmlns:cx7="http://schemas.microsoft.com/office/drawing/2016/5/13/chartex" xmlns:cx8="http://schemas.microsoft.com/office/drawing/2016/5/14/chartex" xmlns:mc="http://schemas.openxmlformats.org/markup-compatibility/2006" xmlns:aink="http://schemas.microsoft.com/office/drawing/2016/ink" xmlns:am3d="http://schemas.microsoft.com/office/drawing/2017/model3d" xmlns:o="urn:schemas-microsoft-com:office:office" xmlns:r="http://schemas.openxmlformats.org/officeDocument/2006/relationships" xmlns:m="http://schemas.openxmlformats.org/officeDocument/2006/math" xmlns:v="urn:schemas-microsoft-com:vml" xmlns:wp14="http://schemas.microsoft.com/office/word/2010/wordprocessingDrawing" xmlns:wp="http://schemas.openxmlformats.org/drawingml/2006/wordprocessingDrawing" xmlns:w10="urn:schemas-microsoft-com:office:word" xmlns:w="http://schemas.openxmlformats.org/wordprocessingml/2006/main" xmlns:w14="http://schemas.microsoft.com/office/word/2010/wordml" xmlns:w15="http://schemas.microsoft.com/office/word/2012/wordml" xmlns:w16cex="http://schemas.microsoft.com/office/word/2018/wordml/cex" xmlns:w16cid="http://schemas.microsoft.com/office/word/2016/wordml/cid" xmlns:w16="http://schemas.microsoft.com/office/word/2018/wordml" xmlns:w16sdtdh="http://schemas.microsoft.com/office/word/2020/wordml/sdtdatahash" xmlns:w16se="http://schemas.microsoft.com/office/word/2015/wordml/symex" xmlns:wpg="http://schemas.microsoft.com/office/word/2010/wordprocessingGroup" xmlns:wpi="http://schemas.microsoft.com/office/word/2010/wordprocessingInk" xmlns:wne="http://schemas.microsoft.com/office/word/2006/wordml" xmlns:wps="http://schemas.microsoft.com/office/word/2010/wordprocessingShape" mc:Ignorable="w14 w15 w16se w16cid w16 w16cex w16sdtdh wp14">
   <w:footnote w:type="separator" w:id="-1">
     <w:p>
       <w:pPr>
@@ -2557,7 +2498,7 @@
 </file>
 
 <file path=word/header1.xml><?xml version="1.0" encoding="utf-8"?>
-<w:hdr xmlns:wpc="http://schemas.microsoft.com/office/word/2010/wordprocessingCanvas" xmlns:cx="http://schemas.microsoft.com/office/drawing/2014/chartex" xmlns:cx1="http://schemas.microsoft.com/office/drawing/2015/9/8/chartex" xmlns:cx2="http://schemas.microsoft.com/office/drawing/2015/10/21/chartex" xmlns:cx3="http://schemas.microsoft.com/office/drawing/2016/5/9/chartex" xmlns:cx4="http://schemas.microsoft.com/office/drawing/2016/5/10/chartex" xmlns:cx5="http://schemas.microsoft.com/office/drawing/2016/5/11/chartex" xmlns:cx6="http://schemas.microsoft.com/office/drawing/2016/5/12/chartex" xmlns:cx7="http://schemas.microsoft.com/office/drawing/2016/5/13/chartex" xmlns:cx8="http://schemas.microsoft.com/office/drawing/2016/5/14/chartex" xmlns:mc="http://schemas.openxmlformats.org/markup-compatibility/2006" xmlns:aink="http://schemas.microsoft.com/office/drawing/2016/ink" xmlns:am3d="http://schemas.microsoft.com/office/drawing/2017/model3d" xmlns:o="urn:schemas-microsoft-com:office:office" xmlns:oel="http://schemas.microsoft.com/office/2019/extlst" xmlns:r="http://schemas.openxmlformats.org/officeDocument/2006/relationships" xmlns:m="http://schemas.openxmlformats.org/officeDocument/2006/math" xmlns:v="urn:schemas-microsoft-com:vml" xmlns:wp14="http://schemas.microsoft.com/office/word/2010/wordprocessingDrawing" xmlns:wp="http://schemas.openxmlformats.org/drawingml/2006/wordprocessingDrawing" xmlns:w10="urn:schemas-microsoft-com:office:word" xmlns:w="http://schemas.openxmlformats.org/wordprocessingml/2006/main" xmlns:w14="http://schemas.microsoft.com/office/word/2010/wordml" xmlns:w15="http://schemas.microsoft.com/office/word/2012/wordml" xmlns:w16cex="http://schemas.microsoft.com/office/word/2018/wordml/cex" xmlns:w16cid="http://schemas.microsoft.com/office/word/2016/wordml/cid" xmlns:w16="http://schemas.microsoft.com/office/word/2018/wordml" xmlns:w16du="http://schemas.microsoft.com/office/word/2023/wordml/word16du" xmlns:w16sdtdh="http://schemas.microsoft.com/office/word/2020/wordml/sdtdatahash" xmlns:w16se="http://schemas.microsoft.com/office/word/2015/wordml/symex" xmlns:wpg="http://schemas.microsoft.com/office/word/2010/wordprocessingGroup" xmlns:wpi="http://schemas.microsoft.com/office/word/2010/wordprocessingInk" xmlns:wne="http://schemas.microsoft.com/office/word/2006/wordml" xmlns:wps="http://schemas.microsoft.com/office/word/2010/wordprocessingShape" mc:Ignorable="w14 w15 w16se w16cid w16 w16cex w16sdtdh w16du wp14">
+<w:hdr xmlns:wpc="http://schemas.microsoft.com/office/word/2010/wordprocessingCanvas" xmlns:cx="http://schemas.microsoft.com/office/drawing/2014/chartex" xmlns:cx1="http://schemas.microsoft.com/office/drawing/2015/9/8/chartex" xmlns:cx2="http://schemas.microsoft.com/office/drawing/2015/10/21/chartex" xmlns:cx3="http://schemas.microsoft.com/office/drawing/2016/5/9/chartex" xmlns:cx4="http://schemas.microsoft.com/office/drawing/2016/5/10/chartex" xmlns:cx5="http://schemas.microsoft.com/office/drawing/2016/5/11/chartex" xmlns:cx6="http://schemas.microsoft.com/office/drawing/2016/5/12/chartex" xmlns:cx7="http://schemas.microsoft.com/office/drawing/2016/5/13/chartex" xmlns:cx8="http://schemas.microsoft.com/office/drawing/2016/5/14/chartex" xmlns:mc="http://schemas.openxmlformats.org/markup-compatibility/2006" xmlns:aink="http://schemas.microsoft.com/office/drawing/2016/ink" xmlns:am3d="http://schemas.microsoft.com/office/drawing/2017/model3d" xmlns:o="urn:schemas-microsoft-com:office:office" xmlns:r="http://schemas.openxmlformats.org/officeDocument/2006/relationships" xmlns:m="http://schemas.openxmlformats.org/officeDocument/2006/math" xmlns:v="urn:schemas-microsoft-com:vml" xmlns:wp14="http://schemas.microsoft.com/office/word/2010/wordprocessingDrawing" xmlns:wp="http://schemas.openxmlformats.org/drawingml/2006/wordprocessingDrawing" xmlns:w10="urn:schemas-microsoft-com:office:word" xmlns:w="http://schemas.openxmlformats.org/wordprocessingml/2006/main" xmlns:w14="http://schemas.microsoft.com/office/word/2010/wordml" xmlns:w15="http://schemas.microsoft.com/office/word/2012/wordml" xmlns:w16cex="http://schemas.microsoft.com/office/word/2018/wordml/cex" xmlns:w16cid="http://schemas.microsoft.com/office/word/2016/wordml/cid" xmlns:w16="http://schemas.microsoft.com/office/word/2018/wordml" xmlns:w16sdtdh="http://schemas.microsoft.com/office/word/2020/wordml/sdtdatahash" xmlns:w16se="http://schemas.microsoft.com/office/word/2015/wordml/symex" xmlns:wpg="http://schemas.microsoft.com/office/word/2010/wordprocessingGroup" xmlns:wpi="http://schemas.microsoft.com/office/word/2010/wordprocessingInk" xmlns:wne="http://schemas.microsoft.com/office/word/2006/wordml" xmlns:wps="http://schemas.microsoft.com/office/word/2010/wordprocessingShape" mc:Ignorable="w14 w15 w16se w16cid w16 w16cex w16sdtdh wp14">
   <w:p>
     <w:pPr>
       <w:pStyle w:val="Header"/>
@@ -2568,7 +2509,7 @@
 </file>
 
 <file path=word/numbering.xml><?xml version="1.0" encoding="utf-8"?>
-<w:numbering xmlns:wpc="http://schemas.microsoft.com/office/word/2010/wordprocessingCanvas" xmlns:cx="http://schemas.microsoft.com/office/drawing/2014/chartex" xmlns:cx1="http://schemas.microsoft.com/office/drawing/2015/9/8/chartex" xmlns:cx2="http://schemas.microsoft.com/office/drawing/2015/10/21/chartex" xmlns:cx3="http://schemas.microsoft.com/office/drawing/2016/5/9/chartex" xmlns:cx4="http://schemas.microsoft.com/office/drawing/2016/5/10/chartex" xmlns:cx5="http://schemas.microsoft.com/office/drawing/2016/5/11/chartex" xmlns:cx6="http://schemas.microsoft.com/office/drawing/2016/5/12/chartex" xmlns:cx7="http://schemas.microsoft.com/office/drawing/2016/5/13/chartex" xmlns:cx8="http://schemas.microsoft.com/office/drawing/2016/5/14/chartex" xmlns:mc="http://schemas.openxmlformats.org/markup-compatibility/2006" xmlns:aink="http://schemas.microsoft.com/office/drawing/2016/ink" xmlns:am3d="http://schemas.microsoft.com/office/drawing/2017/model3d" xmlns:o="urn:schemas-microsoft-com:office:office" xmlns:oel="http://schemas.microsoft.com/office/2019/extlst" xmlns:r="http://schemas.openxmlformats.org/officeDocument/2006/relationships" xmlns:m="http://schemas.openxmlformats.org/officeDocument/2006/math" xmlns:v="urn:schemas-microsoft-com:vml" xmlns:wp14="http://schemas.microsoft.com/office/word/2010/wordprocessingDrawing" xmlns:wp="http://schemas.openxmlformats.org/drawingml/2006/wordprocessingDrawing" xmlns:w10="urn:schemas-microsoft-com:office:word" xmlns:w="http://schemas.openxmlformats.org/wordprocessingml/2006/main" xmlns:w14="http://schemas.microsoft.com/office/word/2010/wordml" xmlns:w15="http://schemas.microsoft.com/office/word/2012/wordml" xmlns:w16cex="http://schemas.microsoft.com/office/word/2018/wordml/cex" xmlns:w16cid="http://schemas.microsoft.com/office/word/2016/wordml/cid" xmlns:w16="http://schemas.microsoft.com/office/word/2018/wordml" xmlns:w16du="http://schemas.microsoft.com/office/word/2023/wordml/word16du" xmlns:w16sdtdh="http://schemas.microsoft.com/office/word/2020/wordml/sdtdatahash" xmlns:w16se="http://schemas.microsoft.com/office/word/2015/wordml/symex" xmlns:wpg="http://schemas.microsoft.com/office/word/2010/wordprocessingGroup" xmlns:wpi="http://schemas.microsoft.com/office/word/2010/wordprocessingInk" xmlns:wne="http://schemas.microsoft.com/office/word/2006/wordml" xmlns:wps="http://schemas.microsoft.com/office/word/2010/wordprocessingShape" mc:Ignorable="w14 w15 w16se w16cid w16 w16cex w16sdtdh w16du wp14">
+<w:numbering xmlns:wpc="http://schemas.microsoft.com/office/word/2010/wordprocessingCanvas" xmlns:cx="http://schemas.microsoft.com/office/drawing/2014/chartex" xmlns:cx1="http://schemas.microsoft.com/office/drawing/2015/9/8/chartex" xmlns:cx2="http://schemas.microsoft.com/office/drawing/2015/10/21/chartex" xmlns:cx3="http://schemas.microsoft.com/office/drawing/2016/5/9/chartex" xmlns:cx4="http://schemas.microsoft.com/office/drawing/2016/5/10/chartex" xmlns:cx5="http://schemas.microsoft.com/office/drawing/2016/5/11/chartex" xmlns:cx6="http://schemas.microsoft.com/office/drawing/2016/5/12/chartex" xmlns:cx7="http://schemas.microsoft.com/office/drawing/2016/5/13/chartex" xmlns:cx8="http://schemas.microsoft.com/office/drawing/2016/5/14/chartex" xmlns:mc="http://schemas.openxmlformats.org/markup-compatibility/2006" xmlns:aink="http://schemas.microsoft.com/office/drawing/2016/ink" xmlns:am3d="http://schemas.microsoft.com/office/drawing/2017/model3d" xmlns:o="urn:schemas-microsoft-com:office:office" xmlns:r="http://schemas.openxmlformats.org/officeDocument/2006/relationships" xmlns:m="http://schemas.openxmlformats.org/officeDocument/2006/math" xmlns:v="urn:schemas-microsoft-com:vml" xmlns:wp14="http://schemas.microsoft.com/office/word/2010/wordprocessingDrawing" xmlns:wp="http://schemas.openxmlformats.org/drawingml/2006/wordprocessingDrawing" xmlns:w10="urn:schemas-microsoft-com:office:word" xmlns:w="http://schemas.openxmlformats.org/wordprocessingml/2006/main" xmlns:w14="http://schemas.microsoft.com/office/word/2010/wordml" xmlns:w15="http://schemas.microsoft.com/office/word/2012/wordml" xmlns:w16cex="http://schemas.microsoft.com/office/word/2018/wordml/cex" xmlns:w16cid="http://schemas.microsoft.com/office/word/2016/wordml/cid" xmlns:w16="http://schemas.microsoft.com/office/word/2018/wordml" xmlns:w16sdtdh="http://schemas.microsoft.com/office/word/2020/wordml/sdtdatahash" xmlns:w16se="http://schemas.microsoft.com/office/word/2015/wordml/symex" xmlns:wpg="http://schemas.microsoft.com/office/word/2010/wordprocessingGroup" xmlns:wpi="http://schemas.microsoft.com/office/word/2010/wordprocessingInk" xmlns:wne="http://schemas.microsoft.com/office/word/2006/wordml" xmlns:wps="http://schemas.microsoft.com/office/word/2010/wordprocessingShape" mc:Ignorable="w14 w15 w16se w16cid w16 w16cex w16sdtdh wp14">
   <w:abstractNum w:abstractNumId="0" w15:restartNumberingAfterBreak="0">
     <w:nsid w:val="00B839D8"/>
     <w:multiLevelType w:val="hybridMultilevel"/>
@@ -2837,20 +2778,20 @@
       </w:pPr>
     </w:lvl>
   </w:abstractNum>
-  <w:num w:numId="1" w16cid:durableId="2089423952">
+  <w:num w:numId="1">
     <w:abstractNumId w:val="2"/>
   </w:num>
-  <w:num w:numId="2" w16cid:durableId="1889418271">
+  <w:num w:numId="2">
     <w:abstractNumId w:val="1"/>
   </w:num>
-  <w:num w:numId="3" w16cid:durableId="32928968">
+  <w:num w:numId="3">
     <w:abstractNumId w:val="0"/>
   </w:num>
 </w:numbering>
 </file>
 
 <file path=word/styles.xml><?xml version="1.0" encoding="utf-8"?>
-<w:styles xmlns:mc="http://schemas.openxmlformats.org/markup-compatibility/2006" xmlns:r="http://schemas.openxmlformats.org/officeDocument/2006/relationships" xmlns:w="http://schemas.openxmlformats.org/wordprocessingml/2006/main" xmlns:w14="http://schemas.microsoft.com/office/word/2010/wordml" xmlns:w15="http://schemas.microsoft.com/office/word/2012/wordml" xmlns:w16cex="http://schemas.microsoft.com/office/word/2018/wordml/cex" xmlns:w16cid="http://schemas.microsoft.com/office/word/2016/wordml/cid" xmlns:w16="http://schemas.microsoft.com/office/word/2018/wordml" xmlns:w16du="http://schemas.microsoft.com/office/word/2023/wordml/word16du" xmlns:w16sdtdh="http://schemas.microsoft.com/office/word/2020/wordml/sdtdatahash" xmlns:w16se="http://schemas.microsoft.com/office/word/2015/wordml/symex" mc:Ignorable="w14 w15 w16se w16cid w16 w16cex w16sdtdh w16du">
+<w:styles xmlns:mc="http://schemas.openxmlformats.org/markup-compatibility/2006" xmlns:r="http://schemas.openxmlformats.org/officeDocument/2006/relationships" xmlns:w="http://schemas.openxmlformats.org/wordprocessingml/2006/main" xmlns:w14="http://schemas.microsoft.com/office/word/2010/wordml" xmlns:w15="http://schemas.microsoft.com/office/word/2012/wordml" xmlns:w16cex="http://schemas.microsoft.com/office/word/2018/wordml/cex" xmlns:w16cid="http://schemas.microsoft.com/office/word/2016/wordml/cid" xmlns:w16="http://schemas.microsoft.com/office/word/2018/wordml" xmlns:w16sdtdh="http://schemas.microsoft.com/office/word/2020/wordml/sdtdatahash" xmlns:w16se="http://schemas.microsoft.com/office/word/2015/wordml/symex" mc:Ignorable="w14 w15 w16se w16cid w16 w16cex w16sdtdh">
   <w:docDefaults>
     <w:rPrDefault>
       <w:rPr>
